--- a/roots/RCF_readPico_.root文件说明.docx
+++ b/roots/RCF_readPico_.root文件说明.docx
@@ -2920,7 +2920,7 @@
           <w:noProof/>
         </w:rPr>
         <w:drawing>
-          <wp:inline distT="0" distB="0" distL="0" distR="0" wp14:anchorId="7D6E0956" wp14:editId="38952A89">
+          <wp:inline distT="0" distB="0" distL="0" distR="0" wp14:anchorId="7D6E0956" wp14:editId="77F3B006">
             <wp:extent cx="2567166" cy="1659797"/>
             <wp:effectExtent l="0" t="0" r="5080" b="0"/>
             <wp:docPr id="289709377" name="图片 1"/>
@@ -3591,7 +3591,7 @@
         </w:rPr>
         <w:lastRenderedPageBreak/>
         <w:drawing>
-          <wp:inline distT="0" distB="0" distL="0" distR="0" wp14:anchorId="40FD5AAD" wp14:editId="74A6A858">
+          <wp:inline distT="0" distB="0" distL="0" distR="0" wp14:anchorId="40FD5AAD" wp14:editId="012EB573">
             <wp:extent cx="2511210" cy="2436728"/>
             <wp:effectExtent l="0" t="0" r="3810" b="1905"/>
             <wp:docPr id="1749846078" name="图片 4"/>
@@ -3645,7 +3645,7 @@
           <w:color w:val="000000" w:themeColor="text1"/>
         </w:rPr>
         <w:drawing>
-          <wp:inline distT="0" distB="0" distL="0" distR="0" wp14:anchorId="061C5142" wp14:editId="26C52845">
+          <wp:inline distT="0" distB="0" distL="0" distR="0" wp14:anchorId="061C5142" wp14:editId="4C94BD4B">
             <wp:extent cx="2453833" cy="2381052"/>
             <wp:effectExtent l="0" t="0" r="3810" b="635"/>
             <wp:docPr id="526232992" name="图片 5"/>
@@ -4463,7 +4463,7 @@
           <w:color w:val="000000" w:themeColor="text1"/>
         </w:rPr>
         <w:drawing>
-          <wp:anchor distT="0" distB="0" distL="114300" distR="114300" simplePos="0" relativeHeight="251660288" behindDoc="0" locked="0" layoutInCell="1" allowOverlap="1" wp14:anchorId="0522EB5A" wp14:editId="096C9CB9">
+          <wp:anchor distT="0" distB="0" distL="114300" distR="114300" simplePos="0" relativeHeight="251660288" behindDoc="0" locked="0" layoutInCell="1" allowOverlap="1" wp14:anchorId="0522EB5A" wp14:editId="32F3C336">
             <wp:simplePos x="0" y="0"/>
             <wp:positionH relativeFrom="column">
               <wp:posOffset>4176626</wp:posOffset>
@@ -4524,7 +4524,7 @@
           <w:color w:val="000000" w:themeColor="text1"/>
         </w:rPr>
         <w:drawing>
-          <wp:anchor distT="0" distB="0" distL="114300" distR="114300" simplePos="0" relativeHeight="251658240" behindDoc="0" locked="0" layoutInCell="1" allowOverlap="1" wp14:anchorId="46841CC2" wp14:editId="6F682552">
+          <wp:anchor distT="0" distB="0" distL="114300" distR="114300" simplePos="0" relativeHeight="251658240" behindDoc="0" locked="0" layoutInCell="1" allowOverlap="1" wp14:anchorId="46841CC2" wp14:editId="2265B594">
             <wp:simplePos x="0" y="0"/>
             <wp:positionH relativeFrom="column">
               <wp:posOffset>1994535</wp:posOffset>
@@ -5220,7 +5220,7 @@
           <w:noProof/>
         </w:rPr>
         <w:drawing>
-          <wp:inline distT="0" distB="0" distL="0" distR="0" wp14:anchorId="1BA54865" wp14:editId="6F06B55A">
+          <wp:inline distT="0" distB="0" distL="0" distR="0" wp14:anchorId="1BA54865" wp14:editId="7495658D">
             <wp:extent cx="5257800" cy="3776345"/>
             <wp:effectExtent l="0" t="0" r="0" b="0"/>
             <wp:docPr id="596946972" name="图片 1"/>
@@ -5281,7 +5281,7 @@
         </w:rPr>
         <w:lastRenderedPageBreak/>
         <w:drawing>
-          <wp:inline distT="0" distB="0" distL="0" distR="0" wp14:anchorId="24554E6D" wp14:editId="706F0B05">
+          <wp:inline distT="0" distB="0" distL="0" distR="0" wp14:anchorId="24554E6D" wp14:editId="47E9EF7D">
             <wp:extent cx="5274945" cy="4427855"/>
             <wp:effectExtent l="0" t="0" r="1905" b="0"/>
             <wp:docPr id="810654933" name="图片 2"/>
@@ -5525,7 +5525,7 @@
         </w:rPr>
         <w:lastRenderedPageBreak/>
         <w:drawing>
-          <wp:inline distT="0" distB="0" distL="0" distR="0" wp14:anchorId="6CD67207" wp14:editId="3376D250">
+          <wp:inline distT="0" distB="0" distL="0" distR="0" wp14:anchorId="6CD67207" wp14:editId="2B21BA04">
             <wp:extent cx="5274945" cy="4427855"/>
             <wp:effectExtent l="0" t="0" r="1905" b="0"/>
             <wp:docPr id="69050823" name="图片 3"/>
@@ -5581,6 +5581,13 @@
           <w:color w:val="000000" w:themeColor="text1"/>
         </w:rPr>
       </w:pPr>
+      <w:r>
+        <w:rPr>
+          <w:rFonts w:hint="eastAsia"/>
+          <w:color w:val="000000" w:themeColor="text1"/>
+        </w:rPr>
+        <w:t>#</w:t>
+      </w:r>
       <w:r>
         <w:rPr>
           <w:rFonts w:hint="eastAsia"/>
@@ -5784,7 +5791,7 @@
         </w:rPr>
         <w:lastRenderedPageBreak/>
         <w:drawing>
-          <wp:inline distT="0" distB="0" distL="0" distR="0" wp14:anchorId="013BB485" wp14:editId="534905F8">
+          <wp:inline distT="0" distB="0" distL="0" distR="0" wp14:anchorId="013BB485" wp14:editId="083D1A2C">
             <wp:extent cx="2667000" cy="2238547"/>
             <wp:effectExtent l="0" t="0" r="0" b="9525"/>
             <wp:docPr id="801509836" name="图片 1"/>
@@ -5845,6 +5852,13 @@
           <w:rFonts w:hint="eastAsia"/>
           <w:color w:val="000000" w:themeColor="text1"/>
         </w:rPr>
+        <w:t>#</w:t>
+      </w:r>
+      <w:r>
+        <w:rPr>
+          <w:rFonts w:hint="eastAsia"/>
+          <w:color w:val="000000" w:themeColor="text1"/>
+        </w:rPr>
         <w:t>20260125_iTPC_checkNum_of_ep</w:t>
       </w:r>
       <w:r>
@@ -5975,6 +5989,13 @@
           <w:rFonts w:hint="eastAsia"/>
           <w:color w:val="000000" w:themeColor="text1"/>
         </w:rPr>
+        <w:t>#</w:t>
+      </w:r>
+      <w:r>
+        <w:rPr>
+          <w:rFonts w:hint="eastAsia"/>
+          <w:color w:val="000000" w:themeColor="text1"/>
+        </w:rPr>
         <w:t>20260130_iTPCall_reweight</w:t>
       </w:r>
       <w:r>
@@ -6102,7 +6123,14 @@
           <w:rFonts w:hint="eastAsia"/>
           <w:color w:val="000000" w:themeColor="text1"/>
         </w:rPr>
-        <w:t>27_20260201_iTPC_PureEPi_Cen8_reW_P24iy</w:t>
+        <w:t>#</w:t>
+      </w:r>
+      <w:r>
+        <w:rPr>
+          <w:rFonts w:hint="eastAsia"/>
+          <w:color w:val="000000" w:themeColor="text1"/>
+        </w:rPr>
+        <w:t>20260201_iTPC_PureEPi_Cen8_reW_P24iy</w:t>
       </w:r>
       <w:r>
         <w:rPr>
@@ -6434,8 +6462,7 @@
       <w:pPr>
         <w:jc w:val="center"/>
         <w:rPr>
-          <w:rFonts w:hint="eastAsia"/>
-          <w:color w:val="000000" w:themeColor="text1"/>
+          <w:noProof/>
         </w:rPr>
       </w:pPr>
       <w:r>
@@ -6571,13 +6598,206 @@
     <w:p>
       <w:pPr>
         <w:rPr>
-          <w:rFonts w:hint="eastAsia"/>
-          <w:color w:val="000000" w:themeColor="text1"/>
+          <w:noProof/>
         </w:rPr>
       </w:pPr>
       <w:r>
         <w:rPr>
           <w:rFonts w:hint="eastAsia"/>
+          <w:noProof/>
+        </w:rPr>
+        <w:t>23_20260118_iTPC_withLowP_newPhiVcut</w:t>
+      </w:r>
+      <w:r>
+        <w:rPr>
+          <w:rFonts w:hint="eastAsia"/>
+          <w:noProof/>
+        </w:rPr>
+        <w:t>：对于新的phiV cut，重新测量三个不同接受度的双电子不变质量谱，这是其一。</w:t>
+      </w:r>
+    </w:p>
+    <w:p>
+      <w:pPr>
+        <w:rPr>
+          <w:rFonts w:hint="eastAsia"/>
+          <w:noProof/>
+        </w:rPr>
+      </w:pPr>
+      <w:r>
+        <w:rPr>
+          <w:rFonts w:hint="eastAsia"/>
+          <w:noProof/>
+        </w:rPr>
+        <w:t>24_20260117_iTPC_rmLowEta0p1_newPhiVcut</w:t>
+      </w:r>
+      <w:r>
+        <w:rPr>
+          <w:rFonts w:hint="eastAsia"/>
+          <w:noProof/>
+        </w:rPr>
+        <w:t>：对于新的phiV cut，重新测量三个不同接受度的双电子不变质量谱，这是其</w:t>
+      </w:r>
+      <w:r>
+        <w:rPr>
+          <w:rFonts w:hint="eastAsia"/>
+          <w:noProof/>
+        </w:rPr>
+        <w:t>二</w:t>
+      </w:r>
+      <w:r>
+        <w:rPr>
+          <w:rFonts w:hint="eastAsia"/>
+          <w:noProof/>
+        </w:rPr>
+        <w:t>。</w:t>
+      </w:r>
+    </w:p>
+    <w:p>
+      <w:pPr>
+        <w:rPr>
+          <w:rFonts w:hint="eastAsia"/>
+          <w:noProof/>
+        </w:rPr>
+      </w:pPr>
+      <w:r>
+        <w:rPr>
+          <w:rFonts w:hint="eastAsia"/>
+          <w:noProof/>
+        </w:rPr>
+        <w:t>25_20260119_iTPC_rmLowP_newPhiVcut</w:t>
+      </w:r>
+      <w:r>
+        <w:rPr>
+          <w:rFonts w:hint="eastAsia"/>
+          <w:noProof/>
+        </w:rPr>
+        <w:t>：对于新的phiV cut，重新测量三个不同接受度的双电子不变质量谱，这是其</w:t>
+      </w:r>
+      <w:r>
+        <w:rPr>
+          <w:rFonts w:hint="eastAsia"/>
+          <w:noProof/>
+        </w:rPr>
+        <w:t>三</w:t>
+      </w:r>
+      <w:r>
+        <w:rPr>
+          <w:rFonts w:hint="eastAsia"/>
+          <w:noProof/>
+        </w:rPr>
+        <w:t>。</w:t>
+      </w:r>
+    </w:p>
+    <w:p>
+      <w:pPr>
+        <w:rPr>
+          <w:rFonts w:hint="eastAsia"/>
+          <w:noProof/>
+        </w:rPr>
+      </w:pPr>
+      <w:r>
+        <w:rPr>
+          <w:rFonts w:hint="eastAsia"/>
+          <w:noProof/>
+        </w:rPr>
+        <w:t>#</w:t>
+      </w:r>
+      <w:r>
+        <w:rPr>
+          <w:rFonts w:hint="eastAsia"/>
+          <w:noProof/>
+        </w:rPr>
+        <w:t>26_20260204_TOF_corrEtaPhi_reW_P24ia</w:t>
+      </w:r>
+      <w:r>
+        <w:rPr>
+          <w:rFonts w:hint="eastAsia"/>
+          <w:noProof/>
+        </w:rPr>
+        <w:t>：</w:t>
+      </w:r>
+      <w:r>
+        <w:rPr>
+          <w:rFonts w:hint="eastAsia"/>
+          <w:noProof/>
+        </w:rPr>
+        <w:t>P24ia</w:t>
+      </w:r>
+      <w:r>
+        <w:rPr>
+          <w:rFonts w:hint="eastAsia"/>
+          <w:noProof/>
+        </w:rPr>
+        <w:t xml:space="preserve"> TOF接受度，添加了中心度的权重修正。</w:t>
+      </w:r>
+    </w:p>
+    <w:p>
+      <w:pPr>
+        <w:rPr>
+          <w:rFonts w:hint="eastAsia"/>
+          <w:noProof/>
+        </w:rPr>
+      </w:pPr>
+      <w:r>
+        <w:rPr>
+          <w:rFonts w:hint="eastAsia"/>
+          <w:color w:val="000000" w:themeColor="text1"/>
+        </w:rPr>
+        <w:t>#</w:t>
+      </w:r>
+      <w:r>
+        <w:rPr>
+          <w:rFonts w:hint="eastAsia"/>
+          <w:color w:val="000000" w:themeColor="text1"/>
+        </w:rPr>
+        <w:t>27_20260304_TOF_corrEtaPhi_P24iy</w:t>
+      </w:r>
+      <w:r>
+        <w:rPr>
+          <w:rFonts w:hint="eastAsia"/>
+          <w:color w:val="000000" w:themeColor="text1"/>
+        </w:rPr>
+        <w:t>：</w:t>
+      </w:r>
+      <w:r>
+        <w:rPr>
+          <w:rFonts w:hint="eastAsia"/>
+          <w:noProof/>
+        </w:rPr>
+        <w:t>P24i</w:t>
+      </w:r>
+      <w:r>
+        <w:rPr>
+          <w:rFonts w:hint="eastAsia"/>
+          <w:noProof/>
+        </w:rPr>
+        <w:t>y</w:t>
+      </w:r>
+      <w:r>
+        <w:rPr>
+          <w:rFonts w:hint="eastAsia"/>
+          <w:noProof/>
+        </w:rPr>
+        <w:t xml:space="preserve"> TOF接受度，添加了中心度的权重修正。</w:t>
+      </w:r>
+    </w:p>
+    <w:p>
+      <w:pPr>
+        <w:rPr>
+          <w:rFonts w:hint="eastAsia"/>
+          <w:color w:val="000000" w:themeColor="text1"/>
+        </w:rPr>
+      </w:pPr>
+      <w:r>
+        <w:rPr>
+          <w:rFonts w:hint="eastAsia"/>
+          <w:color w:val="000000" w:themeColor="text1"/>
+        </w:rPr>
+        <w:t>#</w:t>
+      </w:r>
+      <w:r>
+        <w:rPr>
+          <w:rFonts w:hint="eastAsia"/>
           <w:color w:val="000000" w:themeColor="text1"/>
         </w:rPr>
         <w:t>28_20260301_group3_P24iy</w:t>
@@ -6593,19 +6813,7 @@
         <w:rPr>
           <w:rFonts w:hint="eastAsia"/>
         </w:rPr>
-        <w:t>生成时间：20260</w:t>
-      </w:r>
-      <w:r>
-        <w:rPr>
-          <w:rFonts w:hint="eastAsia"/>
-        </w:rPr>
-        <w:t>301</w:t>
-      </w:r>
-      <w:r>
-        <w:rPr>
-          <w:rFonts w:hint="eastAsia"/>
-        </w:rPr>
-        <w:t>。生成方式：后台.xml。数据集：production_OO_200GeV_2021。Tag：</w:t>
+        <w:t>生成时间：20260301。生成方式：后台.xml。数据集：production_OO_200GeV_2021。Tag：</w:t>
       </w:r>
       <w:r>
         <w:rPr>
@@ -6620,31 +6828,7 @@
         <w:rPr>
           <w:rFonts w:hint="eastAsia"/>
         </w:rPr>
-        <w:t>。内容：（1）</w:t>
-      </w:r>
-      <w:r>
-        <w:rPr>
-          <w:rFonts w:hint="eastAsia"/>
-        </w:rPr>
-        <w:t>EID只保留</w:t>
-      </w:r>
-      <w:r>
-        <w:rPr>
-          <w:rFonts w:hint="eastAsia"/>
-        </w:rPr>
-        <w:t xml:space="preserve">region3 </w:t>
-      </w:r>
-      <w:r>
-        <w:rPr>
-          <w:rFonts w:hint="eastAsia"/>
-        </w:rPr>
-        <w:t>,并去除</w:t>
-      </w:r>
-      <w:r>
-        <w:rPr>
-          <w:rFonts w:hint="eastAsia"/>
-        </w:rPr>
-        <w:t>|eta|&lt;0.1的部分。</w:t>
+        <w:t>。内容：（1）EID只保留region3 ,并去除|eta|&lt;0.1的部分。</w:t>
       </w:r>
       <w:r>
         <w:rPr>
@@ -6665,21 +6849,7 @@
           <w:rFonts w:hint="eastAsia"/>
           <w:color w:val="000000" w:themeColor="text1"/>
         </w:rPr>
-        <w:t>EID</w:t>
-      </w:r>
-      <w:r>
-        <w:rPr>
-          <w:rFonts w:hint="eastAsia"/>
-          <w:color w:val="000000" w:themeColor="text1"/>
-        </w:rPr>
-        <w:t>如下图1所示。（2）</w:t>
-      </w:r>
-      <w:r>
-        <w:rPr>
-          <w:rFonts w:hint="eastAsia"/>
-          <w:color w:val="000000" w:themeColor="text1"/>
-        </w:rPr>
-        <w:t>group3</w:t>
+        <w:t>EID如下图1所示。（2）group3</w:t>
       </w:r>
       <w:r>
         <w:rPr>
@@ -6702,14 +6872,7 @@
           <w:rFonts w:hint="eastAsia"/>
           <w:color w:val="000000" w:themeColor="text1"/>
         </w:rPr>
-        <w:t>的电子的pt eta phi三维分布如图2所示</w:t>
-      </w:r>
-      <w:r>
-        <w:rPr>
-          <w:rFonts w:hint="eastAsia"/>
-          <w:color w:val="000000" w:themeColor="text1"/>
-        </w:rPr>
-        <w:t>。</w:t>
+        <w:t>的电子的pt eta phi三维分布如图2所示。</w:t>
       </w:r>
     </w:p>
     <w:p>
@@ -6726,8 +6889,9 @@
           <w:noProof/>
           <w:color w:val="000000" w:themeColor="text1"/>
         </w:rPr>
+        <w:lastRenderedPageBreak/>
         <w:drawing>
-          <wp:inline distT="0" distB="0" distL="0" distR="0" wp14:anchorId="58E0C2AE" wp14:editId="69CF5DA9">
+          <wp:inline distT="0" distB="0" distL="0" distR="0" wp14:anchorId="58E0C2AE" wp14:editId="13DC5F34">
             <wp:extent cx="2764155" cy="1217570"/>
             <wp:effectExtent l="0" t="0" r="0" b="1905"/>
             <wp:docPr id="1663612295" name="图片 1"/>
@@ -6841,13 +7005,31 @@
       </w:r>
     </w:p>
     <w:p>
-      <w:r>
-        <w:rPr>
-          <w:rFonts w:hint="eastAsia"/>
-          <w:color w:val="000000" w:themeColor="text1"/>
-        </w:rPr>
-        <w:lastRenderedPageBreak/>
-        <w:t>29_20260306_iTPCrmSome3_P24iy</w:t>
+      <w:pPr>
+        <w:rPr>
+          <w:rFonts w:hint="eastAsia"/>
+        </w:rPr>
+      </w:pPr>
+      <w:r>
+        <w:rPr>
+          <w:rFonts w:hint="eastAsia"/>
+          <w:color w:val="000000" w:themeColor="text1"/>
+        </w:rPr>
+        <w:t>#</w:t>
+      </w:r>
+      <w:r>
+        <w:rPr>
+          <w:rFonts w:hint="eastAsia"/>
+          <w:color w:val="000000" w:themeColor="text1"/>
+        </w:rPr>
+        <w:t>29_20260306_iTPCrm3HalfPhiSidePtEta_P24iy</w:t>
+      </w:r>
+      <w:r>
+        <w:rPr>
+          <w:rFonts w:hint="eastAsia"/>
+          <w:color w:val="000000" w:themeColor="text1"/>
+        </w:rPr>
+        <w:t>.root</w:t>
       </w:r>
       <w:r>
         <w:rPr>
@@ -6860,19 +7042,7 @@
         <w:rPr>
           <w:rFonts w:hint="eastAsia"/>
         </w:rPr>
-        <w:t>生成时间：20260</w:t>
-      </w:r>
-      <w:r>
-        <w:rPr>
-          <w:rFonts w:hint="eastAsia"/>
-        </w:rPr>
-        <w:t>306</w:t>
-      </w:r>
-      <w:r>
-        <w:rPr>
-          <w:rFonts w:hint="eastAsia"/>
-        </w:rPr>
-        <w:t>。生成方式：后台.xml。数据集：production_OO_200GeV_2021。Tag：</w:t>
+        <w:t>生成时间：20260306。生成方式：后台.xml。数据集：production_OO_200GeV_2021。Tag：</w:t>
       </w:r>
       <w:r>
         <w:rPr>
@@ -6913,6 +7083,7 @@
     <w:p>
       <w:pPr>
         <w:rPr>
+          <w:rFonts w:hint="eastAsia"/>
           <w:sz w:val="15"/>
           <w:szCs w:val="16"/>
         </w:rPr>
@@ -7059,7 +7230,6 @@
       <w:pPr>
         <w:jc w:val="center"/>
         <w:rPr>
-          <w:rFonts w:hint="eastAsia"/>
           <w:color w:val="000000" w:themeColor="text1"/>
         </w:rPr>
       </w:pPr>
@@ -7070,7 +7240,7 @@
           <w:color w:val="000000" w:themeColor="text1"/>
         </w:rPr>
         <w:drawing>
-          <wp:inline distT="0" distB="0" distL="0" distR="0" wp14:anchorId="7AEDF8B6" wp14:editId="3169BEAD">
+          <wp:inline distT="0" distB="0" distL="0" distR="0" wp14:anchorId="7AEDF8B6" wp14:editId="3EAD27CB">
             <wp:extent cx="5271135" cy="3349625"/>
             <wp:effectExtent l="0" t="0" r="5715" b="3175"/>
             <wp:docPr id="1425840929" name="图片 3"/>
@@ -7103,6 +7273,910 @@
                     <a:xfrm>
                       <a:off x="0" y="0"/>
                       <a:ext cx="5271135" cy="3349625"/>
+                    </a:xfrm>
+                    <a:prstGeom prst="rect">
+                      <a:avLst/>
+                    </a:prstGeom>
+                    <a:noFill/>
+                    <a:ln>
+                      <a:noFill/>
+                    </a:ln>
+                  </pic:spPr>
+                </pic:pic>
+              </a:graphicData>
+            </a:graphic>
+          </wp:inline>
+        </w:drawing>
+      </w:r>
+    </w:p>
+    <w:p>
+      <w:r>
+        <w:rPr>
+          <w:rFonts w:hint="eastAsia"/>
+          <w:color w:val="000000" w:themeColor="text1"/>
+        </w:rPr>
+        <w:t>#</w:t>
+      </w:r>
+      <w:r>
+        <w:rPr>
+          <w:rFonts w:hint="eastAsia"/>
+          <w:color w:val="000000" w:themeColor="text1"/>
+        </w:rPr>
+        <w:t>30_20260307_iTPCrm3SidePtEta_P24iy</w:t>
+      </w:r>
+      <w:r>
+        <w:rPr>
+          <w:rFonts w:hint="eastAsia"/>
+          <w:color w:val="000000" w:themeColor="text1"/>
+        </w:rPr>
+        <w:t>。</w:t>
+      </w:r>
+      <w:r>
+        <w:rPr>
+          <w:rFonts w:hint="eastAsia"/>
+        </w:rPr>
+        <w:t>生成方式：后台.xml。数据集：production_OO_200GeV_2021。Tag：</w:t>
+      </w:r>
+      <w:r>
+        <w:rPr>
+          <w:rFonts w:hint="eastAsia"/>
+          <w:b/>
+          <w:bCs/>
+          <w:color w:val="000000" w:themeColor="text1"/>
+        </w:rPr>
+        <w:t>Pi24y</w:t>
+      </w:r>
+      <w:r>
+        <w:rPr>
+          <w:rFonts w:hint="eastAsia"/>
+        </w:rPr>
+        <w:t>。内容：（1）</w:t>
+      </w:r>
+      <w:r>
+        <w:rPr>
+          <w:rFonts w:hint="eastAsia"/>
+        </w:rPr>
+        <w:t xml:space="preserve">对于group3 </w:t>
+      </w:r>
+      <w:proofErr w:type="spellStart"/>
+      <w:r>
+        <w:rPr>
+          <w:rFonts w:hint="eastAsia"/>
+        </w:rPr>
+        <w:t>lowp</w:t>
+      </w:r>
+      <w:proofErr w:type="spellEnd"/>
+      <w:r>
+        <w:rPr>
+          <w:rFonts w:hint="eastAsia"/>
+        </w:rPr>
+        <w:t>部分的正</w:t>
+      </w:r>
+      <w:r>
+        <w:rPr>
+          <w:rFonts w:hint="eastAsia"/>
+        </w:rPr>
+        <w:lastRenderedPageBreak/>
+        <w:t>负电子，只保留正负电子数目比例接近1的pt eta phi范围</w:t>
+      </w:r>
+      <w:r>
+        <w:rPr>
+          <w:rFonts w:hint="eastAsia"/>
+        </w:rPr>
+        <w:t>：</w:t>
+      </w:r>
+    </w:p>
+    <w:p>
+      <w:pPr>
+        <w:rPr>
+          <w:sz w:val="13"/>
+          <w:szCs w:val="15"/>
+        </w:rPr>
+      </w:pPr>
+      <w:r>
+        <w:rPr>
+          <w:rFonts w:hint="eastAsia"/>
+          <w:sz w:val="13"/>
+          <w:szCs w:val="15"/>
+        </w:rPr>
+        <w:t>isValidElectron__lowP_3 = (</w:t>
+      </w:r>
+      <w:proofErr w:type="spellStart"/>
+      <w:proofErr w:type="gramStart"/>
+      <w:r>
+        <w:rPr>
+          <w:rFonts w:hint="eastAsia"/>
+          <w:sz w:val="13"/>
+          <w:szCs w:val="15"/>
+        </w:rPr>
+        <w:t>mom.Phi</w:t>
+      </w:r>
+      <w:proofErr w:type="spellEnd"/>
+      <w:proofErr w:type="gramEnd"/>
+      <w:r>
+        <w:rPr>
+          <w:rFonts w:hint="eastAsia"/>
+          <w:sz w:val="13"/>
+          <w:szCs w:val="15"/>
+        </w:rPr>
+        <w:t>() &lt; 3.2) &amp;&amp; (fabs(</w:t>
+      </w:r>
+      <w:proofErr w:type="spellStart"/>
+      <w:proofErr w:type="gramStart"/>
+      <w:r>
+        <w:rPr>
+          <w:rFonts w:hint="eastAsia"/>
+          <w:sz w:val="13"/>
+          <w:szCs w:val="15"/>
+        </w:rPr>
+        <w:t>mom.Eta</w:t>
+      </w:r>
+      <w:proofErr w:type="spellEnd"/>
+      <w:proofErr w:type="gramEnd"/>
+      <w:r>
+        <w:rPr>
+          <w:rFonts w:hint="eastAsia"/>
+          <w:sz w:val="13"/>
+          <w:szCs w:val="15"/>
+        </w:rPr>
+        <w:t>()) &lt; 0.8 &amp;&amp; fabs(</w:t>
+      </w:r>
+      <w:proofErr w:type="spellStart"/>
+      <w:proofErr w:type="gramStart"/>
+      <w:r>
+        <w:rPr>
+          <w:rFonts w:hint="eastAsia"/>
+          <w:sz w:val="13"/>
+          <w:szCs w:val="15"/>
+        </w:rPr>
+        <w:t>mom.Eta</w:t>
+      </w:r>
+      <w:proofErr w:type="spellEnd"/>
+      <w:proofErr w:type="gramEnd"/>
+      <w:r>
+        <w:rPr>
+          <w:rFonts w:hint="eastAsia"/>
+          <w:sz w:val="13"/>
+          <w:szCs w:val="15"/>
+        </w:rPr>
+        <w:t>()) &gt; 0.1) &amp;&amp; (</w:t>
+      </w:r>
+      <w:proofErr w:type="spellStart"/>
+      <w:proofErr w:type="gramStart"/>
+      <w:r>
+        <w:rPr>
+          <w:rFonts w:hint="eastAsia"/>
+          <w:sz w:val="13"/>
+          <w:szCs w:val="15"/>
+        </w:rPr>
+        <w:t>mom.Perp</w:t>
+      </w:r>
+      <w:proofErr w:type="spellEnd"/>
+      <w:proofErr w:type="gramEnd"/>
+      <w:r>
+        <w:rPr>
+          <w:rFonts w:hint="eastAsia"/>
+          <w:sz w:val="13"/>
+          <w:szCs w:val="15"/>
+        </w:rPr>
+        <w:t xml:space="preserve">() &gt; 0.07 &amp;&amp; </w:t>
+      </w:r>
+      <w:proofErr w:type="spellStart"/>
+      <w:proofErr w:type="gramStart"/>
+      <w:r>
+        <w:rPr>
+          <w:rFonts w:hint="eastAsia"/>
+          <w:sz w:val="13"/>
+          <w:szCs w:val="15"/>
+        </w:rPr>
+        <w:t>mom.Perp</w:t>
+      </w:r>
+      <w:proofErr w:type="spellEnd"/>
+      <w:proofErr w:type="gramEnd"/>
+      <w:r>
+        <w:rPr>
+          <w:rFonts w:hint="eastAsia"/>
+          <w:sz w:val="13"/>
+          <w:szCs w:val="15"/>
+        </w:rPr>
+        <w:t>() &lt; 0.14);</w:t>
+      </w:r>
+    </w:p>
+    <w:p>
+      <w:pPr>
+        <w:rPr>
+          <w:rFonts w:hint="eastAsia"/>
+          <w:color w:val="000000" w:themeColor="text1"/>
+        </w:rPr>
+      </w:pPr>
+      <w:r>
+        <w:rPr>
+          <w:rFonts w:hint="eastAsia"/>
+        </w:rPr>
+        <w:t>。结论：problem依旧存在。</w:t>
+      </w:r>
+    </w:p>
+    <w:p>
+      <w:pPr>
+        <w:rPr>
+          <w:color w:val="000000" w:themeColor="text1"/>
+        </w:rPr>
+      </w:pPr>
+      <w:r>
+        <w:rPr>
+          <w:rFonts w:hint="eastAsia"/>
+          <w:color w:val="000000" w:themeColor="text1"/>
+        </w:rPr>
+        <w:t>#</w:t>
+      </w:r>
+      <w:r>
+        <w:rPr>
+          <w:rFonts w:hint="eastAsia"/>
+          <w:color w:val="000000" w:themeColor="text1"/>
+        </w:rPr>
+        <w:t>31_20260309_iTPCrmSomeIn3_rmPhiVbyPair_P24iy.root</w:t>
+      </w:r>
+      <w:r>
+        <w:rPr>
+          <w:rFonts w:hint="eastAsia"/>
+          <w:color w:val="000000" w:themeColor="text1"/>
+        </w:rPr>
+        <w:t>。</w:t>
+      </w:r>
+      <w:r>
+        <w:rPr>
+          <w:rFonts w:hint="eastAsia"/>
+        </w:rPr>
+        <w:t>生成方式：后台.xml。数据集：production_OO_200GeV_2021。Tag：</w:t>
+      </w:r>
+      <w:r>
+        <w:rPr>
+          <w:rFonts w:hint="eastAsia"/>
+          <w:b/>
+          <w:bCs/>
+          <w:color w:val="000000" w:themeColor="text1"/>
+        </w:rPr>
+        <w:t>Pi24y</w:t>
+      </w:r>
+      <w:r>
+        <w:rPr>
+          <w:rFonts w:hint="eastAsia"/>
+        </w:rPr>
+        <w:t>。内容：（1）将</w:t>
+      </w:r>
+      <w:proofErr w:type="spellStart"/>
+      <w:r>
+        <w:rPr>
+          <w:rFonts w:hint="eastAsia"/>
+        </w:rPr>
+        <w:t>phiVcut</w:t>
+      </w:r>
+      <w:proofErr w:type="spellEnd"/>
+      <w:r>
+        <w:rPr>
+          <w:rFonts w:hint="eastAsia"/>
+        </w:rPr>
+        <w:t xml:space="preserve"> 都换成</w:t>
+      </w:r>
+      <w:r>
+        <w:rPr>
+          <w:rFonts w:hint="eastAsia"/>
+        </w:rPr>
+        <w:t>remove pair</w:t>
+      </w:r>
+      <w:r>
+        <w:rPr>
+          <w:rFonts w:hint="eastAsia"/>
+        </w:rPr>
+        <w:t>的方式。结论：</w:t>
+      </w:r>
+      <w:r>
+        <w:rPr>
+          <w:rFonts w:hint="eastAsia"/>
+        </w:rPr>
+        <w:t>problem依旧存在</w:t>
+      </w:r>
+      <w:r>
+        <w:rPr>
+          <w:rFonts w:hint="eastAsia"/>
+        </w:rPr>
+        <w:t>。</w:t>
+      </w:r>
+    </w:p>
+    <w:p>
+      <w:r>
+        <w:rPr>
+          <w:rFonts w:hint="eastAsia"/>
+          <w:color w:val="000000" w:themeColor="text1"/>
+        </w:rPr>
+        <w:t>#</w:t>
+      </w:r>
+      <w:r>
+        <w:rPr>
+          <w:rFonts w:hint="eastAsia"/>
+          <w:color w:val="000000" w:themeColor="text1"/>
+        </w:rPr>
+        <w:t>33_20260323_iTPCrmLowEtaSideptetaphi_rmPotonicEbyTagSingle_P24iy</w:t>
+      </w:r>
+      <w:r>
+        <w:rPr>
+          <w:rFonts w:hint="eastAsia"/>
+          <w:color w:val="000000" w:themeColor="text1"/>
+        </w:rPr>
+        <w:t>.root。</w:t>
+      </w:r>
+      <w:r>
+        <w:rPr>
+          <w:rFonts w:hint="eastAsia"/>
+        </w:rPr>
+        <w:t>生成方式：后台.xml。数据集：production_OO_200GeV_2021。Tag：</w:t>
+      </w:r>
+      <w:r>
+        <w:rPr>
+          <w:rFonts w:hint="eastAsia"/>
+          <w:b/>
+          <w:bCs/>
+          <w:color w:val="000000" w:themeColor="text1"/>
+        </w:rPr>
+        <w:t>Pi24y</w:t>
+      </w:r>
+      <w:r>
+        <w:rPr>
+          <w:rFonts w:hint="eastAsia"/>
+        </w:rPr>
+        <w:t>。内容：（1）</w:t>
+      </w:r>
+      <w:r>
+        <w:rPr>
+          <w:rFonts w:hint="eastAsia"/>
+        </w:rPr>
+        <w:t>将</w:t>
+      </w:r>
+      <w:proofErr w:type="spellStart"/>
+      <w:r>
+        <w:rPr>
+          <w:rFonts w:hint="eastAsia"/>
+        </w:rPr>
+        <w:t>phiVcut</w:t>
+      </w:r>
+      <w:proofErr w:type="spellEnd"/>
+      <w:r>
+        <w:rPr>
+          <w:rFonts w:hint="eastAsia"/>
+        </w:rPr>
+        <w:t xml:space="preserve"> 都换成tag single的方式</w:t>
+      </w:r>
+      <w:r>
+        <w:rPr>
+          <w:rFonts w:hint="eastAsia"/>
+        </w:rPr>
+        <w:t>。结论：如下图。</w:t>
+      </w:r>
+    </w:p>
+    <w:p>
+      <w:pPr>
+        <w:jc w:val="center"/>
+        <w:rPr>
+          <w:rFonts w:hint="eastAsia"/>
+        </w:rPr>
+      </w:pPr>
+      <w:r>
+        <w:rPr>
+          <w:noProof/>
+        </w:rPr>
+        <w:drawing>
+          <wp:inline distT="0" distB="0" distL="0" distR="0" wp14:anchorId="29725314" wp14:editId="73A6CC7D">
+            <wp:extent cx="1872921" cy="1817225"/>
+            <wp:effectExtent l="0" t="0" r="0" b="0"/>
+            <wp:docPr id="1563642607" name="图片 6"/>
+            <wp:cNvGraphicFramePr>
+              <a:graphicFrameLocks xmlns:a="http://schemas.openxmlformats.org/drawingml/2006/main" noChangeAspect="1"/>
+            </wp:cNvGraphicFramePr>
+            <a:graphic xmlns:a="http://schemas.openxmlformats.org/drawingml/2006/main">
+              <a:graphicData uri="http://schemas.openxmlformats.org/drawingml/2006/picture">
+                <pic:pic xmlns:pic="http://schemas.openxmlformats.org/drawingml/2006/picture">
+                  <pic:nvPicPr>
+                    <pic:cNvPr id="0" name="Picture 11"/>
+                    <pic:cNvPicPr>
+                      <a:picLocks noChangeAspect="1" noChangeArrowheads="1"/>
+                    </pic:cNvPicPr>
+                  </pic:nvPicPr>
+                  <pic:blipFill>
+                    <a:blip r:embed="rId47" cstate="print">
+                      <a:extLst>
+                        <a:ext uri="{28A0092B-C50C-407E-A947-70E740481C1C}">
+                          <a14:useLocalDpi xmlns:a14="http://schemas.microsoft.com/office/drawing/2010/main" val="0"/>
+                        </a:ext>
+                      </a:extLst>
+                    </a:blip>
+                    <a:srcRect/>
+                    <a:stretch>
+                      <a:fillRect/>
+                    </a:stretch>
+                  </pic:blipFill>
+                  <pic:spPr bwMode="auto">
+                    <a:xfrm>
+                      <a:off x="0" y="0"/>
+                      <a:ext cx="1881575" cy="1825621"/>
+                    </a:xfrm>
+                    <a:prstGeom prst="rect">
+                      <a:avLst/>
+                    </a:prstGeom>
+                    <a:noFill/>
+                    <a:ln>
+                      <a:noFill/>
+                    </a:ln>
+                  </pic:spPr>
+                </pic:pic>
+              </a:graphicData>
+            </a:graphic>
+          </wp:inline>
+        </w:drawing>
+      </w:r>
+    </w:p>
+    <w:p>
+      <w:pPr>
+        <w:jc w:val="center"/>
+        <w:rPr>
+          <w:color w:val="000000" w:themeColor="text1"/>
+        </w:rPr>
+      </w:pPr>
+      <w:r>
+        <w:rPr>
+          <w:noProof/>
+        </w:rPr>
+        <w:drawing>
+          <wp:inline distT="0" distB="0" distL="0" distR="0" wp14:anchorId="4AEDB080" wp14:editId="0686924A">
+            <wp:extent cx="2992055" cy="2181902"/>
+            <wp:effectExtent l="0" t="0" r="0" b="8890"/>
+            <wp:docPr id="493613481" name="图片 5"/>
+            <wp:cNvGraphicFramePr>
+              <a:graphicFrameLocks xmlns:a="http://schemas.openxmlformats.org/drawingml/2006/main" noChangeAspect="1"/>
+            </wp:cNvGraphicFramePr>
+            <a:graphic xmlns:a="http://schemas.openxmlformats.org/drawingml/2006/main">
+              <a:graphicData uri="http://schemas.openxmlformats.org/drawingml/2006/picture">
+                <pic:pic xmlns:pic="http://schemas.openxmlformats.org/drawingml/2006/picture">
+                  <pic:nvPicPr>
+                    <pic:cNvPr id="0" name="Picture 8"/>
+                    <pic:cNvPicPr>
+                      <a:picLocks noChangeAspect="1" noChangeArrowheads="1"/>
+                    </pic:cNvPicPr>
+                  </pic:nvPicPr>
+                  <pic:blipFill>
+                    <a:blip r:embed="rId48" cstate="print">
+                      <a:extLst>
+                        <a:ext uri="{28A0092B-C50C-407E-A947-70E740481C1C}">
+                          <a14:useLocalDpi xmlns:a14="http://schemas.microsoft.com/office/drawing/2010/main" val="0"/>
+                        </a:ext>
+                      </a:extLst>
+                    </a:blip>
+                    <a:srcRect/>
+                    <a:stretch>
+                      <a:fillRect/>
+                    </a:stretch>
+                  </pic:blipFill>
+                  <pic:spPr bwMode="auto">
+                    <a:xfrm>
+                      <a:off x="0" y="0"/>
+                      <a:ext cx="2996491" cy="2185137"/>
+                    </a:xfrm>
+                    <a:prstGeom prst="rect">
+                      <a:avLst/>
+                    </a:prstGeom>
+                    <a:noFill/>
+                    <a:ln>
+                      <a:noFill/>
+                    </a:ln>
+                  </pic:spPr>
+                </pic:pic>
+              </a:graphicData>
+            </a:graphic>
+          </wp:inline>
+        </w:drawing>
+      </w:r>
+      <w:r>
+        <w:rPr>
+          <w:noProof/>
+        </w:rPr>
+        <w:lastRenderedPageBreak/>
+        <w:drawing>
+          <wp:inline distT="0" distB="0" distL="0" distR="0" wp14:anchorId="1B98F3B2" wp14:editId="0E91B2D7">
+            <wp:extent cx="2882096" cy="2234960"/>
+            <wp:effectExtent l="0" t="0" r="0" b="0"/>
+            <wp:docPr id="421998984" name="图片 4"/>
+            <wp:cNvGraphicFramePr>
+              <a:graphicFrameLocks xmlns:a="http://schemas.openxmlformats.org/drawingml/2006/main" noChangeAspect="1"/>
+            </wp:cNvGraphicFramePr>
+            <a:graphic xmlns:a="http://schemas.openxmlformats.org/drawingml/2006/main">
+              <a:graphicData uri="http://schemas.openxmlformats.org/drawingml/2006/picture">
+                <pic:pic xmlns:pic="http://schemas.openxmlformats.org/drawingml/2006/picture">
+                  <pic:nvPicPr>
+                    <pic:cNvPr id="0" name="Picture 7"/>
+                    <pic:cNvPicPr>
+                      <a:picLocks noChangeAspect="1" noChangeArrowheads="1"/>
+                    </pic:cNvPicPr>
+                  </pic:nvPicPr>
+                  <pic:blipFill>
+                    <a:blip r:embed="rId49" cstate="print">
+                      <a:extLst>
+                        <a:ext uri="{28A0092B-C50C-407E-A947-70E740481C1C}">
+                          <a14:useLocalDpi xmlns:a14="http://schemas.microsoft.com/office/drawing/2010/main" val="0"/>
+                        </a:ext>
+                      </a:extLst>
+                    </a:blip>
+                    <a:srcRect/>
+                    <a:stretch>
+                      <a:fillRect/>
+                    </a:stretch>
+                  </pic:blipFill>
+                  <pic:spPr bwMode="auto">
+                    <a:xfrm>
+                      <a:off x="0" y="0"/>
+                      <a:ext cx="2892506" cy="2243032"/>
+                    </a:xfrm>
+                    <a:prstGeom prst="rect">
+                      <a:avLst/>
+                    </a:prstGeom>
+                    <a:noFill/>
+                    <a:ln>
+                      <a:noFill/>
+                    </a:ln>
+                  </pic:spPr>
+                </pic:pic>
+              </a:graphicData>
+            </a:graphic>
+          </wp:inline>
+        </w:drawing>
+      </w:r>
+    </w:p>
+    <w:p>
+      <w:pPr>
+        <w:rPr>
+          <w:rFonts w:hint="eastAsia"/>
+        </w:rPr>
+      </w:pPr>
+      <w:r>
+        <w:rPr>
+          <w:rFonts w:hint="eastAsia"/>
+          <w:color w:val="000000" w:themeColor="text1"/>
+        </w:rPr>
+        <w:t>#</w:t>
+      </w:r>
+      <w:r>
+        <w:rPr>
+          <w:rFonts w:hint="eastAsia"/>
+          <w:color w:val="000000" w:themeColor="text1"/>
+        </w:rPr>
+        <w:t>34_20260403_iTPCValidE_sanmeLimitin3group_P24iy</w:t>
+      </w:r>
+      <w:r>
+        <w:rPr>
+          <w:rFonts w:hint="eastAsia"/>
+          <w:color w:val="000000" w:themeColor="text1"/>
+        </w:rPr>
+        <w:t>.root。</w:t>
+      </w:r>
+      <w:r>
+        <w:rPr>
+          <w:rFonts w:hint="eastAsia"/>
+        </w:rPr>
+        <w:t>生成方式：后台.xml。数据集：production_OO_200GeV_2021。Tag：</w:t>
+      </w:r>
+      <w:r>
+        <w:rPr>
+          <w:rFonts w:hint="eastAsia"/>
+          <w:b/>
+          <w:bCs/>
+          <w:color w:val="000000" w:themeColor="text1"/>
+        </w:rPr>
+        <w:t>Pi24y</w:t>
+      </w:r>
+      <w:r>
+        <w:rPr>
+          <w:rFonts w:hint="eastAsia"/>
+        </w:rPr>
+        <w:t>。内容：（1）</w:t>
+      </w:r>
+      <w:proofErr w:type="gramStart"/>
+      <w:r>
+        <w:rPr>
+          <w:rFonts w:hint="eastAsia"/>
+        </w:rPr>
+        <w:t>听取子涵师兄</w:t>
+      </w:r>
+      <w:proofErr w:type="gramEnd"/>
+      <w:r>
+        <w:rPr>
+          <w:rFonts w:hint="eastAsia"/>
+        </w:rPr>
+        <w:t>的建议，将</w:t>
+      </w:r>
+      <w:r>
+        <w:rPr>
+          <w:rFonts w:hint="eastAsia"/>
+        </w:rPr>
+        <w:t>3个group的</w:t>
+      </w:r>
+      <w:proofErr w:type="spellStart"/>
+      <w:r>
+        <w:rPr>
+          <w:rFonts w:hint="eastAsia"/>
+        </w:rPr>
+        <w:t>nsigma_e</w:t>
+      </w:r>
+      <w:proofErr w:type="spellEnd"/>
+      <w:r>
+        <w:rPr>
+          <w:rFonts w:hint="eastAsia"/>
+        </w:rPr>
+        <w:t xml:space="preserve"> cut在高p时的上下界设置一致，</w:t>
+      </w:r>
+      <w:proofErr w:type="spellStart"/>
+      <w:r>
+        <w:rPr>
+          <w:rFonts w:hint="eastAsia"/>
+        </w:rPr>
+        <w:t>eid</w:t>
+      </w:r>
+      <w:proofErr w:type="spellEnd"/>
+      <w:r>
+        <w:rPr>
+          <w:rFonts w:hint="eastAsia"/>
+        </w:rPr>
+        <w:t>如下图</w:t>
+      </w:r>
+      <w:r>
+        <w:rPr>
+          <w:rFonts w:hint="eastAsia"/>
+        </w:rPr>
+        <w:t>。结论：如下图，</w:t>
+      </w:r>
+      <w:r>
+        <w:rPr>
+          <w:rFonts w:hint="eastAsia"/>
+        </w:rPr>
+        <w:t>无明显优势</w:t>
+      </w:r>
+      <w:r>
+        <w:rPr>
+          <w:rFonts w:hint="eastAsia"/>
+        </w:rPr>
+        <w:t>。</w:t>
+      </w:r>
+    </w:p>
+    <w:p>
+      <w:pPr>
+        <w:rPr>
+          <w:color w:val="000000" w:themeColor="text1"/>
+        </w:rPr>
+      </w:pPr>
+      <w:r>
+        <w:rPr>
+          <w:noProof/>
+        </w:rPr>
+        <w:drawing>
+          <wp:inline distT="0" distB="0" distL="0" distR="0" wp14:anchorId="47DAA2B7" wp14:editId="2BEC7770">
+            <wp:extent cx="5081286" cy="2118706"/>
+            <wp:effectExtent l="0" t="0" r="5080" b="0"/>
+            <wp:docPr id="92619970" name="图片 2"/>
+            <wp:cNvGraphicFramePr>
+              <a:graphicFrameLocks xmlns:a="http://schemas.openxmlformats.org/drawingml/2006/main" noChangeAspect="1"/>
+            </wp:cNvGraphicFramePr>
+            <a:graphic xmlns:a="http://schemas.openxmlformats.org/drawingml/2006/main">
+              <a:graphicData uri="http://schemas.openxmlformats.org/drawingml/2006/picture">
+                <pic:pic xmlns:pic="http://schemas.openxmlformats.org/drawingml/2006/picture">
+                  <pic:nvPicPr>
+                    <pic:cNvPr id="0" name="Picture 3"/>
+                    <pic:cNvPicPr>
+                      <a:picLocks noChangeAspect="1" noChangeArrowheads="1"/>
+                    </pic:cNvPicPr>
+                  </pic:nvPicPr>
+                  <pic:blipFill rotWithShape="1">
+                    <a:blip r:embed="rId50">
+                      <a:extLst>
+                        <a:ext uri="{28A0092B-C50C-407E-A947-70E740481C1C}">
+                          <a14:useLocalDpi xmlns:a14="http://schemas.microsoft.com/office/drawing/2010/main" val="0"/>
+                        </a:ext>
+                      </a:extLst>
+                    </a:blip>
+                    <a:srcRect b="52362"/>
+                    <a:stretch>
+                      <a:fillRect/>
+                    </a:stretch>
+                  </pic:blipFill>
+                  <pic:spPr bwMode="auto">
+                    <a:xfrm>
+                      <a:off x="0" y="0"/>
+                      <a:ext cx="5085366" cy="2120407"/>
+                    </a:xfrm>
+                    <a:prstGeom prst="rect">
+                      <a:avLst/>
+                    </a:prstGeom>
+                    <a:noFill/>
+                    <a:ln>
+                      <a:noFill/>
+                    </a:ln>
+                    <a:extLst>
+                      <a:ext uri="{53640926-AAD7-44D8-BBD7-CCE9431645EC}">
+                        <a14:shadowObscured xmlns:a14="http://schemas.microsoft.com/office/drawing/2010/main"/>
+                      </a:ext>
+                    </a:extLst>
+                  </pic:spPr>
+                </pic:pic>
+              </a:graphicData>
+            </a:graphic>
+          </wp:inline>
+        </w:drawing>
+      </w:r>
+    </w:p>
+    <w:p>
+      <w:pPr>
+        <w:jc w:val="center"/>
+        <w:rPr>
+          <w:rFonts w:hint="eastAsia"/>
+          <w:color w:val="000000" w:themeColor="text1"/>
+        </w:rPr>
+      </w:pPr>
+      <w:r>
+        <w:rPr>
+          <w:noProof/>
+        </w:rPr>
+        <w:drawing>
+          <wp:inline distT="0" distB="0" distL="0" distR="0" wp14:anchorId="320735CA" wp14:editId="103CFBB9">
+            <wp:extent cx="3547640" cy="2751065"/>
+            <wp:effectExtent l="0" t="0" r="0" b="0"/>
+            <wp:docPr id="1486358947" name="图片 3"/>
+            <wp:cNvGraphicFramePr>
+              <a:graphicFrameLocks xmlns:a="http://schemas.openxmlformats.org/drawingml/2006/main" noChangeAspect="1"/>
+            </wp:cNvGraphicFramePr>
+            <a:graphic xmlns:a="http://schemas.openxmlformats.org/drawingml/2006/main">
+              <a:graphicData uri="http://schemas.openxmlformats.org/drawingml/2006/picture">
+                <pic:pic xmlns:pic="http://schemas.openxmlformats.org/drawingml/2006/picture">
+                  <pic:nvPicPr>
+                    <pic:cNvPr id="0" name="Picture 5"/>
+                    <pic:cNvPicPr>
+                      <a:picLocks noChangeAspect="1" noChangeArrowheads="1"/>
+                    </pic:cNvPicPr>
+                  </pic:nvPicPr>
+                  <pic:blipFill>
+                    <a:blip r:embed="rId51" cstate="print">
+                      <a:extLst>
+                        <a:ext uri="{28A0092B-C50C-407E-A947-70E740481C1C}">
+                          <a14:useLocalDpi xmlns:a14="http://schemas.microsoft.com/office/drawing/2010/main" val="0"/>
+                        </a:ext>
+                      </a:extLst>
+                    </a:blip>
+                    <a:srcRect/>
+                    <a:stretch>
+                      <a:fillRect/>
+                    </a:stretch>
+                  </pic:blipFill>
+                  <pic:spPr bwMode="auto">
+                    <a:xfrm>
+                      <a:off x="0" y="0"/>
+                      <a:ext cx="3553918" cy="2755933"/>
+                    </a:xfrm>
+                    <a:prstGeom prst="rect">
+                      <a:avLst/>
+                    </a:prstGeom>
+                    <a:noFill/>
+                    <a:ln>
+                      <a:noFill/>
+                    </a:ln>
+                  </pic:spPr>
+                </pic:pic>
+              </a:graphicData>
+            </a:graphic>
+          </wp:inline>
+        </w:drawing>
+      </w:r>
+    </w:p>
+    <w:p>
+      <w:r>
+        <w:rPr>
+          <w:rFonts w:hint="eastAsia"/>
+          <w:color w:val="000000" w:themeColor="text1"/>
+        </w:rPr>
+        <w:lastRenderedPageBreak/>
+        <w:t>#</w:t>
+      </w:r>
+      <w:r>
+        <w:rPr>
+          <w:rFonts w:hint="eastAsia"/>
+          <w:color w:val="000000" w:themeColor="text1"/>
+        </w:rPr>
+        <w:t>35_20260406_iTPCValidE_onlyVeryLowP_P24iy</w:t>
+      </w:r>
+      <w:r>
+        <w:rPr>
+          <w:rFonts w:hint="eastAsia"/>
+          <w:color w:val="000000" w:themeColor="text1"/>
+        </w:rPr>
+        <w:t>.root。</w:t>
+      </w:r>
+      <w:r>
+        <w:rPr>
+          <w:rFonts w:hint="eastAsia"/>
+        </w:rPr>
+        <w:t>生成方式：后台.xml。数据集：production_OO_200GeV_2021。Tag：</w:t>
+      </w:r>
+      <w:r>
+        <w:rPr>
+          <w:rFonts w:hint="eastAsia"/>
+          <w:b/>
+          <w:bCs/>
+          <w:color w:val="000000" w:themeColor="text1"/>
+        </w:rPr>
+        <w:t>Pi24y</w:t>
+      </w:r>
+      <w:r>
+        <w:rPr>
+          <w:rFonts w:hint="eastAsia"/>
+        </w:rPr>
+        <w:t>。内容：（1）</w:t>
+      </w:r>
+      <w:r>
+        <w:rPr>
+          <w:rFonts w:hint="eastAsia"/>
+        </w:rPr>
+        <w:t>只包含group3中p&lt;0.2的电子，不排除|eta|&lt;0.1（next to do）。结论：如下图，0.1GeV/c^2附近时</w:t>
+      </w:r>
+      <w:r>
+        <w:t>negativ</w:t>
+      </w:r>
+      <w:r>
+        <w:rPr>
+          <w:rFonts w:hint="eastAsia"/>
+        </w:rPr>
+        <w:t>e value。</w:t>
+      </w:r>
+    </w:p>
+    <w:p>
+      <w:pPr>
+        <w:jc w:val="center"/>
+        <w:rPr>
+          <w:rFonts w:hint="eastAsia"/>
+          <w:color w:val="000000" w:themeColor="text1"/>
+        </w:rPr>
+      </w:pPr>
+      <w:r>
+        <w:rPr>
+          <w:noProof/>
+        </w:rPr>
+        <w:drawing>
+          <wp:inline distT="0" distB="0" distL="0" distR="0" wp14:anchorId="4195852A" wp14:editId="36037BB2">
+            <wp:extent cx="2928395" cy="1860832"/>
+            <wp:effectExtent l="0" t="0" r="5715" b="6350"/>
+            <wp:docPr id="419480059" name="图片 1"/>
+            <wp:cNvGraphicFramePr>
+              <a:graphicFrameLocks xmlns:a="http://schemas.openxmlformats.org/drawingml/2006/main" noChangeAspect="1"/>
+            </wp:cNvGraphicFramePr>
+            <a:graphic xmlns:a="http://schemas.openxmlformats.org/drawingml/2006/main">
+              <a:graphicData uri="http://schemas.openxmlformats.org/drawingml/2006/picture">
+                <pic:pic xmlns:pic="http://schemas.openxmlformats.org/drawingml/2006/picture">
+                  <pic:nvPicPr>
+                    <pic:cNvPr id="0" name="Picture 1"/>
+                    <pic:cNvPicPr>
+                      <a:picLocks noChangeAspect="1" noChangeArrowheads="1"/>
+                    </pic:cNvPicPr>
+                  </pic:nvPicPr>
+                  <pic:blipFill>
+                    <a:blip r:embed="rId52" cstate="print">
+                      <a:extLst>
+                        <a:ext uri="{28A0092B-C50C-407E-A947-70E740481C1C}">
+                          <a14:useLocalDpi xmlns:a14="http://schemas.microsoft.com/office/drawing/2010/main" val="0"/>
+                        </a:ext>
+                      </a:extLst>
+                    </a:blip>
+                    <a:srcRect/>
+                    <a:stretch>
+                      <a:fillRect/>
+                    </a:stretch>
+                  </pic:blipFill>
+                  <pic:spPr bwMode="auto">
+                    <a:xfrm>
+                      <a:off x="0" y="0"/>
+                      <a:ext cx="2933800" cy="1864267"/>
                     </a:xfrm>
                     <a:prstGeom prst="rect">
                       <a:avLst/>
@@ -7591,7 +8665,7 @@
   <w:style w:type="paragraph" w:default="1" w:styleId="a">
     <w:name w:val="Normal"/>
     <w:qFormat/>
-    <w:rsid w:val="00875A69"/>
+    <w:rsid w:val="00391AD3"/>
     <w:pPr>
       <w:widowControl w:val="0"/>
     </w:pPr>
@@ -7799,7 +8873,6 @@
   <w:style w:type="character" w:default="1" w:styleId="a0">
     <w:name w:val="Default Paragraph Font"/>
     <w:uiPriority w:val="1"/>
-    <w:semiHidden/>
     <w:unhideWhenUsed/>
   </w:style>
   <w:style w:type="table" w:default="1" w:styleId="a1">
